--- a/Richard/Go/Richard_Bozeman.docx
+++ b/Richard/Go/Richard_Bozeman.docx
@@ -63,8 +63,6 @@
         </w:pBdr>
         <w:spacing w:before="120" w:after="80"/>
       </w:pPr>
-      <w:bookmarkStart w:id="0" w:name="_GoBack"/>
-      <w:bookmarkEnd w:id="0"/>
       <w:r>
         <w:rPr>
           <w:b/>
@@ -1836,6 +1834,28 @@
     </w:p>
     <w:p>
       <w:pPr>
+        <w:spacing w:after="80"/>
+      </w:pPr>
+    </w:p>
+    <w:p>
+      <w:pPr>
+        <w:spacing w:after="80"/>
+      </w:pPr>
+    </w:p>
+    <w:p>
+      <w:pPr>
+        <w:spacing w:after="80"/>
+      </w:pPr>
+    </w:p>
+    <w:p>
+      <w:pPr>
+        <w:spacing w:after="80"/>
+      </w:pPr>
+      <w:bookmarkStart w:id="0" w:name="_GoBack"/>
+      <w:bookmarkEnd w:id="0"/>
+    </w:p>
+    <w:p>
+      <w:pPr>
         <w:pBdr>
           <w:bottom w:val="single" w:sz="6" w:space="0" w:color="111111"/>
         </w:pBdr>
@@ -1849,6 +1869,7 @@
           <w:sz w:val="24"/>
           <w:szCs w:val="24"/>
         </w:rPr>
+        <w:lastRenderedPageBreak/>
         <w:t>EXPERIENCE</w:t>
       </w:r>
     </w:p>
@@ -1902,7 +1923,6 @@
           <w:rFonts w:ascii="Arial" w:eastAsia="Arial" w:hAnsi="Arial" w:cs="Arial"/>
           <w:color w:val="111111"/>
         </w:rPr>
-        <w:lastRenderedPageBreak/>
         <w:t>- Led end-to-end delivery for multiple backend initiatives by turning vague stakeholder goals into scoped milestones, acceptance criteria, and operational checklists that reduced release surprises.</w:t>
       </w:r>
     </w:p>
@@ -2349,6 +2369,7 @@
           <w:rFonts w:ascii="Arial" w:eastAsia="Arial" w:hAnsi="Arial" w:cs="Arial"/>
           <w:color w:val="111111"/>
         </w:rPr>
+        <w:lastRenderedPageBreak/>
         <w:t xml:space="preserve">- Supported team delivery by breaking down large initiatives into incremental pull requests, enabling parallel </w:t>
       </w:r>
       <w:proofErr w:type="spellStart"/>
@@ -2426,7 +2447,6 @@
           <w:sz w:val="19"/>
           <w:szCs w:val="19"/>
         </w:rPr>
-        <w:lastRenderedPageBreak/>
         <w:t>August 2016 - November 2018 | California, United States</w:t>
       </w:r>
     </w:p>

--- a/Richard/Go/Richard_Bozeman.docx
+++ b/Richard/Go/Richard_Bozeman.docx
@@ -44,7 +44,34 @@
           <w:sz w:val="19"/>
           <w:szCs w:val="19"/>
         </w:rPr>
-        <w:t>richard.bozeman.1992@outlook.com | linkedin.com/in/richard-bozeman-0a8b9a3a6 | Florida, United States | +</w:t>
+        <w:t>richardbozemandev@outlook.com</w:t>
+      </w:r>
+      <w:r>
+        <w:rPr>
+          <w:rFonts w:ascii="Arial" w:eastAsia="Arial" w:hAnsi="Arial" w:cs="Arial"/>
+          <w:color w:val="4B5563"/>
+          <w:sz w:val="19"/>
+          <w:szCs w:val="19"/>
+        </w:rPr>
+        <w:t xml:space="preserve"> | </w:t>
+      </w:r>
+      <w:r>
+        <w:rPr>
+          <w:rFonts w:ascii="Arial" w:eastAsia="Arial" w:hAnsi="Arial" w:cs="Arial"/>
+          <w:color w:val="4B5563"/>
+          <w:sz w:val="19"/>
+          <w:szCs w:val="19"/>
+        </w:rPr>
+        <w:t>https://www.linkedin.com/in/richard-bozeman-b627703b1</w:t>
+      </w:r>
+      <w:r>
+        <w:rPr>
+          <w:rFonts w:ascii="Arial" w:eastAsia="Arial" w:hAnsi="Arial" w:cs="Arial"/>
+          <w:color w:val="4B5563"/>
+          <w:sz w:val="19"/>
+          <w:szCs w:val="19"/>
+        </w:rPr>
+        <w:t>| Florida, United States    +</w:t>
       </w:r>
       <w:r>
         <w:rPr>
@@ -63,6 +90,8 @@
         </w:pBdr>
         <w:spacing w:before="120" w:after="80"/>
       </w:pPr>
+      <w:bookmarkStart w:id="0" w:name="_GoBack"/>
+      <w:bookmarkEnd w:id="0"/>
       <w:r>
         <w:rPr>
           <w:b/>
@@ -1851,8 +1880,6 @@
       <w:pPr>
         <w:spacing w:after="80"/>
       </w:pPr>
-      <w:bookmarkStart w:id="0" w:name="_GoBack"/>
-      <w:bookmarkEnd w:id="0"/>
     </w:p>
     <w:p>
       <w:pPr>
